--- a/DOC/10-5_中英文摘要表_填.docx
+++ b/DOC/10-5_中英文摘要表_填.docx
@@ -1,6 +1,6 @@
 
 <file path=word/document.xml><?xml version="1.0" encoding="utf-8"?>
-<w:document xmlns:wpc="http://schemas.microsoft.com/office/word/2010/wordprocessingCanvas" xmlns:cx="http://schemas.microsoft.com/office/drawing/2014/chartex" xmlns:cx1="http://schemas.microsoft.com/office/drawing/2015/9/8/chartex" xmlns:mc="http://schemas.openxmlformats.org/markup-compatibility/2006" xmlns:o="urn:schemas-microsoft-com:office:office" xmlns:r="http://schemas.openxmlformats.org/officeDocument/2006/relationships" xmlns:m="http://schemas.openxmlformats.org/officeDocument/2006/math" xmlns:v="urn:schemas-microsoft-com:vml" xmlns:wp14="http://schemas.microsoft.com/office/word/2010/wordprocessingDrawing" xmlns:wp="http://schemas.openxmlformats.org/drawingml/2006/wordprocessingDrawing" xmlns:w10="urn:schemas-microsoft-com:office:word" xmlns:w="http://schemas.openxmlformats.org/wordprocessingml/2006/main" xmlns:w14="http://schemas.microsoft.com/office/word/2010/wordml" xmlns:w15="http://schemas.microsoft.com/office/word/2012/wordml" xmlns:w16se="http://schemas.microsoft.com/office/word/2015/wordml/symex" xmlns:wpg="http://schemas.microsoft.com/office/word/2010/wordprocessingGroup" xmlns:wpi="http://schemas.microsoft.com/office/word/2010/wordprocessingInk" xmlns:wne="http://schemas.microsoft.com/office/word/2006/wordml" xmlns:wps="http://schemas.microsoft.com/office/word/2010/wordprocessingShape" mc:Ignorable="w14 w15 w16se wp14">
+<w:document xmlns:wpc="http://schemas.microsoft.com/office/word/2010/wordprocessingCanvas" xmlns:cx="http://schemas.microsoft.com/office/drawing/2014/chartex" xmlns:cx1="http://schemas.microsoft.com/office/drawing/2015/9/8/chartex" xmlns:cx2="http://schemas.microsoft.com/office/drawing/2015/10/21/chartex" xmlns:cx3="http://schemas.microsoft.com/office/drawing/2016/5/9/chartex" xmlns:cx4="http://schemas.microsoft.com/office/drawing/2016/5/10/chartex" xmlns:cx5="http://schemas.microsoft.com/office/drawing/2016/5/11/chartex" xmlns:cx6="http://schemas.microsoft.com/office/drawing/2016/5/12/chartex" xmlns:cx7="http://schemas.microsoft.com/office/drawing/2016/5/13/chartex" xmlns:cx8="http://schemas.microsoft.com/office/drawing/2016/5/14/chartex" xmlns:mc="http://schemas.openxmlformats.org/markup-compatibility/2006" xmlns:aink="http://schemas.microsoft.com/office/drawing/2016/ink" xmlns:am3d="http://schemas.microsoft.com/office/drawing/2017/model3d" xmlns:o="urn:schemas-microsoft-com:office:office" xmlns:oel="http://schemas.microsoft.com/office/2019/extlst" xmlns:r="http://schemas.openxmlformats.org/officeDocument/2006/relationships" xmlns:m="http://schemas.openxmlformats.org/officeDocument/2006/math" xmlns:v="urn:schemas-microsoft-com:vml" xmlns:wp14="http://schemas.microsoft.com/office/word/2010/wordprocessingDrawing" xmlns:wp="http://schemas.openxmlformats.org/drawingml/2006/wordprocessingDrawing" xmlns:w10="urn:schemas-microsoft-com:office:word" xmlns:w="http://schemas.openxmlformats.org/wordprocessingml/2006/main" xmlns:w14="http://schemas.microsoft.com/office/word/2010/wordml" xmlns:w15="http://schemas.microsoft.com/office/word/2012/wordml" xmlns:w16cex="http://schemas.microsoft.com/office/word/2018/wordml/cex" xmlns:w16cid="http://schemas.microsoft.com/office/word/2016/wordml/cid" xmlns:w16="http://schemas.microsoft.com/office/word/2018/wordml" xmlns:w16du="http://schemas.microsoft.com/office/word/2023/wordml/word16du" xmlns:w16sdtdh="http://schemas.microsoft.com/office/word/2020/wordml/sdtdatahash" xmlns:w16sdtfl="http://schemas.microsoft.com/office/word/2024/wordml/sdtformatlock" xmlns:w16se="http://schemas.microsoft.com/office/word/2015/wordml/symex" xmlns:wpg="http://schemas.microsoft.com/office/word/2010/wordprocessingGroup" xmlns:wpi="http://schemas.microsoft.com/office/word/2010/wordprocessingInk" xmlns:wne="http://schemas.microsoft.com/office/word/2006/wordml" xmlns:wps="http://schemas.microsoft.com/office/word/2010/wordprocessingShape" mc:Ignorable="w14 w15 w16se w16cid w16 w16cex w16sdtdh w16sdtfl w16du wp14">
   <w:body>
     <w:p>
       <w:pPr>
@@ -60,7 +60,6 @@
         <w:tc>
           <w:tcPr>
             <w:tcW w:w="10065" w:type="dxa"/>
-            <w:shd w:val="clear" w:color="auto" w:fill="auto"/>
           </w:tcPr>
           <w:p>
             <w:pPr>
@@ -74,8 +73,13 @@
                 <w:rFonts w:ascii="標楷體" w:eastAsia="標楷體" w:hint="eastAsia"/>
               </w:rPr>
               <w:t>計畫名稱：(中文)</w:t>
+            </w:r>
+            <w:r>
+              <w:rPr>
+                <w:rFonts w:ascii="標楷體" w:eastAsia="標楷體" w:hint="eastAsia"/>
+              </w:rPr>
               <w:br/>
-              <w:t>骨盆底巨大硬皮囊腫模擬直腸黏膜下惡性腫瘤：病例報告</w:t>
+              <w:t>骨盆底巨大硬皮囊腫擬似直腸惡性腫瘤：病例報告</w:t>
             </w:r>
           </w:p>
         </w:tc>
@@ -88,32 +92,26 @@
         <w:tc>
           <w:tcPr>
             <w:tcW w:w="10065" w:type="dxa"/>
-            <w:shd w:val="clear" w:color="auto" w:fill="auto"/>
           </w:tcPr>
           <w:p>
             <w:pPr>
               <w:spacing w:before="120"/>
               <w:rPr>
+                <w:rFonts w:ascii="標楷體" w:eastAsia="標楷體"/>
+              </w:rPr>
+            </w:pPr>
+            <w:r>
+              <w:rPr>
                 <w:rFonts w:ascii="標楷體" w:eastAsia="標楷體" w:hint="eastAsia"/>
               </w:rPr>
-            </w:pPr>
+              <w:t>計畫名稱：(英文)</w:t>
+            </w:r>
             <w:r>
               <w:rPr>
                 <w:rFonts w:ascii="標楷體" w:eastAsia="標楷體" w:hint="eastAsia"/>
               </w:rPr>
-              <w:t>計畫名稱：(英文)</w:t>
               <w:br/>
-              <w:t>A Large Epidermoid Cyst of the Pelvic Floor Mimicking Rectal Submucosal Malignancy: A Case Report</w:t>
-            </w:r>
-            <w:r>
-              <w:rPr>
-                <w:rFonts w:ascii="標楷體" w:eastAsia="標楷體" w:hint="eastAsia"/>
-              </w:rPr>
-            </w:r>
-            <w:r>
-              <w:rPr>
-                <w:rFonts w:ascii="標楷體" w:eastAsia="標楷體" w:hint="eastAsia"/>
-              </w:rPr>
+              <w:t>A Large Epidermoid Cyst of the Pelvic Floor Mimicking Rectal Malignancy: A Case Report</w:t>
             </w:r>
           </w:p>
         </w:tc>
@@ -126,7 +124,6 @@
         <w:tc>
           <w:tcPr>
             <w:tcW w:w="10065" w:type="dxa"/>
-            <w:shd w:val="clear" w:color="auto" w:fill="auto"/>
           </w:tcPr>
           <w:p>
             <w:pPr>
@@ -140,8 +137,13 @@
                 <w:rFonts w:ascii="標楷體" w:eastAsia="標楷體" w:hint="eastAsia"/>
               </w:rPr>
               <w:t>試驗目的：</w:t>
+            </w:r>
+            <w:r>
+              <w:rPr>
+                <w:rFonts w:ascii="標楷體" w:eastAsia="標楷體" w:hint="eastAsia"/>
+              </w:rPr>
               <w:br/>
-              <w:t>報告一例骨盆底巨大硬皮囊腫在CT上模擬直腸黏膜下惡性腫瘤之罕見案例，描述術前診斷重新定向之關鍵特徵及手術處置策略</w:t>
+              <w:t>報告一例骨盆底巨大硬皮囊腫在CT上擬似直腸惡性腫瘤之罕見案例，描述術前診斷重新定向之關鍵特徵及手術處置策略</w:t>
             </w:r>
           </w:p>
         </w:tc>
@@ -154,7 +156,6 @@
         <w:tc>
           <w:tcPr>
             <w:tcW w:w="10065" w:type="dxa"/>
-            <w:shd w:val="clear" w:color="auto" w:fill="auto"/>
           </w:tcPr>
           <w:p>
             <w:pPr>
@@ -167,6 +168,11 @@
                 <w:rFonts w:ascii="標楷體" w:eastAsia="標楷體" w:hint="eastAsia"/>
               </w:rPr>
               <w:t>研究設計：</w:t>
+            </w:r>
+            <w:r>
+              <w:rPr>
+                <w:rFonts w:ascii="標楷體" w:eastAsia="標楷體" w:hint="eastAsia"/>
+              </w:rPr>
               <w:br/>
               <w:t>單一機構回溯性病例報告（Retrospective single-case report）</w:t>
             </w:r>
@@ -193,23 +199,15 @@
                 <w:rFonts w:ascii="標楷體" w:eastAsia="標楷體" w:hint="eastAsia"/>
               </w:rPr>
               <w:t>試驗計劃摘要（中文）：</w:t>
+            </w:r>
+            <w:r>
+              <w:rPr>
+                <w:rFonts w:ascii="標楷體" w:eastAsia="標楷體" w:hint="eastAsia"/>
+              </w:rPr>
               <w:br/>
-              <w:t>骨盆底硬皮囊腫（epidermoid cyst）為極罕見良性病灶（文獻報告少於20例），電腦斷層掃描（CT）上易與惡性腫瘤混淆，造成診斷困難。一名61歲男性因下腹疼痛、血尿、排便習慣改變及裡急後重就醫。對比增強CT顯示左側低位直腸旁10公分腫塊，伴見疑似轉移性淋巴結，初步鑑別診斷包括胃腸道基質瘤（GIST）、淋巴瘤及神經內分泌腫瘤。三項術前發現協助導向正確診斷：大腸鏡無黏膜病灶、腫瘤標記（CEA、AFP、CA19-9）均在正常範圍，以及CT腫塊未見對比增強。泌尿科會診CT判讀及術中確認左側第三級水腎（SFU分級），術前預防性置入雙J管。患者接受剖腹手術完整切除骨盆底腫塊，病理報告確認為硬皮囊腫，術後恢復良好，第9天出院。骨盆底硬皮囊腫應列入骨盆腔腫塊之鑑別診斷，完整手術切除具治癒性，預後良好。</w:t>
+              <w:t>骨盆底硬皮囊腫（epidermoid cyst）為極罕見良性病灶（文獻報告少於20例），電腦斷層掃描（CT）上易與惡性腫瘤混淆，造成診斷困難。一名61歲男性因下腹疼痛、血尿、排便習慣改變及裡急後重就醫。對比增強CT顯示左側低位直腸旁10公分腫塊，伴見疑似轉移性淋巴結，初步鑑別診斷包括胃腸道基質瘤（GIST）、淋巴瘤及神經內分泌腫瘤。三項術前發現協助導向正確診斷：大腸鏡無黏膜病灶、腫瘤標記（CEA、AFP、CA19-9）均在正常範圍，以及CT腫塊未見對比增強。泌尿科會診CT判讀及術中確認左側中重度腎水腫，術前預防性置入雙J管。患者接受剖腹手術完整切除骨盆底腫塊，病理報告確認為硬皮囊腫，術後恢復良好，第9天出院。骨盆底硬皮囊腫應列入骨盆腔腫塊之鑑別診斷，完整手術切除為確定性治療，預後良好。</w:t>
             </w:r>
           </w:p>
-        </w:tc>
-      </w:tr>
-      <w:tr>
-        <w:trPr>
-          <w:trHeight w:val="3039"/>
-          <w:jc w:val="center"/>
-        </w:trPr>
-        <w:tc>
-          <w:tcPr>
-            <w:tcW w:w="10065" w:type="dxa"/>
-            <w:shd w:val="clear" w:color="auto" w:fill="auto"/>
-          </w:tcPr>
-          <w:p/>
         </w:tc>
       </w:tr>
       <w:tr>
@@ -220,7 +218,6 @@
         <w:tc>
           <w:tcPr>
             <w:tcW w:w="10065" w:type="dxa"/>
-            <w:shd w:val="clear" w:color="auto" w:fill="auto"/>
           </w:tcPr>
           <w:p>
             <w:r>
@@ -252,23 +249,22 @@
                 <w:rFonts w:ascii="標楷體" w:eastAsia="標楷體" w:hint="eastAsia"/>
               </w:rPr>
               <w:t>試驗計劃摘要（英文）：</w:t>
+            </w:r>
+            <w:r>
+              <w:rPr>
+                <w:rFonts w:ascii="標楷體" w:eastAsia="標楷體" w:hint="eastAsia"/>
+              </w:rPr>
               <w:br/>
-              <w:t>Epidermoid cysts of the pelvic floor are rare benign lesions that can closely mimic malignancy on CT, posing significant diagnostic challenges. A 61-year-old male presented with lower abdominal pain, hematuria, altered bowel habits, and rectal tenesmus. Contrast-enhanced CT revealed a 10 cm pelvic mass with apparent lymphadenopathy, raising suspicion for GIST, lymphoma, or neuroendocrine tumor. Three pre-operative findings redirected the diagnosis: negative colonoscopy, normal tumor markers (CEA, AFP, CA19-9), and absent mass enhancement on CT. Urology consultation identified Grade 3 left hydronephrosis (SFU grading) on CT review, prompting prophylactic double-J ureteral stenting. Laparotomy with complete excision confirmed an epidermoid cyst on histopathology. The patient was discharged on postoperative day 9 without complications. When a non-enhancing extrinsic pelvic mass is accompanied by negative colonoscopy and normal tumor markers, epidermoid cyst should be included in the differential. Complete surgical excision is curative.</w:t>
+              <w:t xml:space="preserve">Epidermoid cysts of the pelvic floor are rare benign lesions that can closely mimic malignancy on CT, posing significant diagnostic challenges. A 61-year-old male presented with lower abdominal pain, hematuria, altered bowel habits, and rectal tenesmus. Contrast-enhanced CT revealed a 10 cm pelvic mass with apparent lymphadenopathy, raising suspicion for GIST, lymphoma, or neuroendocrine tumor. Three pre-operative findings redirected the diagnosis: negative colonoscopy, normal tumor markers (CEA, AFP, CA19-9), and absent mass enhancement on CT. Urology consultation identified moderate-to-severe left hydronephrosis on CT review, prompting prophylactic double-J ureteral stenting. Laparotomy with complete excision confirmed an epidermoid cyst on histopathology. The patient was </w:t>
+            </w:r>
+            <w:r>
+              <w:rPr>
+                <w:rFonts w:ascii="標楷體" w:eastAsia="標楷體" w:hint="eastAsia"/>
+              </w:rPr>
+              <w:lastRenderedPageBreak/>
+              <w:t>discharged on postoperative day 9 without complications. When a non-enhancing extrinsic pelvic mass is accompanied by negative colonoscopy and normal tumor markers, epidermoid cyst should be included in the differential. Complete surgical excision offers an excellent prognosis.</w:t>
             </w:r>
           </w:p>
-        </w:tc>
-      </w:tr>
-      <w:tr>
-        <w:trPr>
-          <w:trHeight w:val="3306"/>
-          <w:jc w:val="center"/>
-        </w:trPr>
-        <w:tc>
-          <w:tcPr>
-            <w:tcW w:w="10065" w:type="dxa"/>
-            <w:shd w:val="clear" w:color="auto" w:fill="auto"/>
-          </w:tcPr>
-          <w:p/>
         </w:tc>
       </w:tr>
       <w:tr>
@@ -279,19 +275,26 @@
         <w:tc>
           <w:tcPr>
             <w:tcW w:w="10065" w:type="dxa"/>
-            <w:shd w:val="clear" w:color="auto" w:fill="auto"/>
           </w:tcPr>
           <w:p>
             <w:r>
               <w:rPr>
                 <w:rFonts w:eastAsia="標楷體"/>
               </w:rPr>
-              <w:t>Key Word：epidermoid cyst; pelvic floor; pelvic mass; differential diagnosis; laparotomy</w:t>
+              <w:lastRenderedPageBreak/>
+              <w:t>Key Word</w:t>
             </w:r>
             <w:r>
               <w:rPr>
                 <w:rFonts w:eastAsia="標楷體"/>
               </w:rPr>
+              <w:t>：</w:t>
+            </w:r>
+            <w:r>
+              <w:rPr>
+                <w:rFonts w:eastAsia="標楷體"/>
+              </w:rPr>
+              <w:t>epidermoid cyst; pelvic floor; pelvic mass; differential diagnosis; laparotomy</w:t>
             </w:r>
           </w:p>
         </w:tc>
@@ -301,7 +304,7 @@
       <w:pPr>
         <w:pStyle w:val="a8"/>
         <w:rPr>
-          <w:rFonts w:eastAsia="標楷體"/>
+          <w:rFonts w:eastAsia="標楷體" w:hint="eastAsia"/>
           <w:color w:val="FF0000"/>
           <w:sz w:val="24"/>
           <w:szCs w:val="24"/>
@@ -309,16 +312,27 @@
         </w:rPr>
       </w:pPr>
       <w:r>
-        <w:t xml:space="preserve">　　　　版本：v1.0　日期：2026-06-02</w:t>
+        <w:t xml:space="preserve">　　　　版本：</w:t>
+      </w:r>
+      <w:r>
+        <w:t>v1.0</w:t>
+      </w:r>
+      <w:r>
+        <w:t xml:space="preserve">　日期：</w:t>
+      </w:r>
+      <w:r>
+        <w:t>2026-06-</w:t>
+      </w:r>
+      <w:r>
+        <w:rPr>
+          <w:rFonts w:hint="eastAsia"/>
+          <w:lang w:eastAsia="zh-TW"/>
+        </w:rPr>
+        <w:t>15</w:t>
       </w:r>
     </w:p>
     <w:sectPr>
-      <w:headerReference w:type="even" r:id="rId6"/>
-      <w:headerReference w:type="default" r:id="rId7"/>
-      <w:footerReference w:type="even" r:id="rId8"/>
-      <w:footerReference w:type="default" r:id="rId9"/>
-      <w:headerReference w:type="first" r:id="rId10"/>
-      <w:footerReference w:type="first" r:id="rId11"/>
+      <w:footerReference w:type="default" r:id="rId6"/>
       <w:pgSz w:w="11906" w:h="16838"/>
       <w:pgMar w:top="720" w:right="720" w:bottom="720" w:left="720" w:header="851" w:footer="737" w:gutter="0"/>
       <w:cols w:space="425"/>
@@ -329,7 +343,7 @@
 </file>
 
 <file path=word/endnotes.xml><?xml version="1.0" encoding="utf-8"?>
-<w:endnotes xmlns:wpc="http://schemas.microsoft.com/office/word/2010/wordprocessingCanvas" xmlns:cx="http://schemas.microsoft.com/office/drawing/2014/chartex" xmlns:cx1="http://schemas.microsoft.com/office/drawing/2015/9/8/chartex" xmlns:mc="http://schemas.openxmlformats.org/markup-compatibility/2006" xmlns:o="urn:schemas-microsoft-com:office:office" xmlns:r="http://schemas.openxmlformats.org/officeDocument/2006/relationships" xmlns:m="http://schemas.openxmlformats.org/officeDocument/2006/math" xmlns:v="urn:schemas-microsoft-com:vml" xmlns:wp14="http://schemas.microsoft.com/office/word/2010/wordprocessingDrawing" xmlns:wp="http://schemas.openxmlformats.org/drawingml/2006/wordprocessingDrawing" xmlns:w10="urn:schemas-microsoft-com:office:word" xmlns:w="http://schemas.openxmlformats.org/wordprocessingml/2006/main" xmlns:w14="http://schemas.microsoft.com/office/word/2010/wordml" xmlns:w15="http://schemas.microsoft.com/office/word/2012/wordml" xmlns:w16se="http://schemas.microsoft.com/office/word/2015/wordml/symex" xmlns:wpg="http://schemas.microsoft.com/office/word/2010/wordprocessingGroup" xmlns:wpi="http://schemas.microsoft.com/office/word/2010/wordprocessingInk" xmlns:wne="http://schemas.microsoft.com/office/word/2006/wordml" xmlns:wps="http://schemas.microsoft.com/office/word/2010/wordprocessingShape" mc:Ignorable="w14 w15 w16se wp14">
+<w:endnotes xmlns:wpc="http://schemas.microsoft.com/office/word/2010/wordprocessingCanvas" xmlns:cx="http://schemas.microsoft.com/office/drawing/2014/chartex" xmlns:cx1="http://schemas.microsoft.com/office/drawing/2015/9/8/chartex" xmlns:cx2="http://schemas.microsoft.com/office/drawing/2015/10/21/chartex" xmlns:cx3="http://schemas.microsoft.com/office/drawing/2016/5/9/chartex" xmlns:cx4="http://schemas.microsoft.com/office/drawing/2016/5/10/chartex" xmlns:cx5="http://schemas.microsoft.com/office/drawing/2016/5/11/chartex" xmlns:cx6="http://schemas.microsoft.com/office/drawing/2016/5/12/chartex" xmlns:cx7="http://schemas.microsoft.com/office/drawing/2016/5/13/chartex" xmlns:cx8="http://schemas.microsoft.com/office/drawing/2016/5/14/chartex" xmlns:mc="http://schemas.openxmlformats.org/markup-compatibility/2006" xmlns:aink="http://schemas.microsoft.com/office/drawing/2016/ink" xmlns:am3d="http://schemas.microsoft.com/office/drawing/2017/model3d" xmlns:o="urn:schemas-microsoft-com:office:office" xmlns:oel="http://schemas.microsoft.com/office/2019/extlst" xmlns:r="http://schemas.openxmlformats.org/officeDocument/2006/relationships" xmlns:m="http://schemas.openxmlformats.org/officeDocument/2006/math" xmlns:v="urn:schemas-microsoft-com:vml" xmlns:wp14="http://schemas.microsoft.com/office/word/2010/wordprocessingDrawing" xmlns:wp="http://schemas.openxmlformats.org/drawingml/2006/wordprocessingDrawing" xmlns:w10="urn:schemas-microsoft-com:office:word" xmlns:w="http://schemas.openxmlformats.org/wordprocessingml/2006/main" xmlns:w14="http://schemas.microsoft.com/office/word/2010/wordml" xmlns:w15="http://schemas.microsoft.com/office/word/2012/wordml" xmlns:w16cex="http://schemas.microsoft.com/office/word/2018/wordml/cex" xmlns:w16cid="http://schemas.microsoft.com/office/word/2016/wordml/cid" xmlns:w16="http://schemas.microsoft.com/office/word/2018/wordml" xmlns:w16du="http://schemas.microsoft.com/office/word/2023/wordml/word16du" xmlns:w16sdtdh="http://schemas.microsoft.com/office/word/2020/wordml/sdtdatahash" xmlns:w16sdtfl="http://schemas.microsoft.com/office/word/2024/wordml/sdtformatlock" xmlns:w16se="http://schemas.microsoft.com/office/word/2015/wordml/symex" xmlns:wpg="http://schemas.microsoft.com/office/word/2010/wordprocessingGroup" xmlns:wpi="http://schemas.microsoft.com/office/word/2010/wordprocessingInk" xmlns:wne="http://schemas.microsoft.com/office/word/2006/wordml" xmlns:wps="http://schemas.microsoft.com/office/word/2010/wordprocessingShape" mc:Ignorable="w14 w15 w16se w16cid w16 w16cex w16sdtdh w16sdtfl w16du wp14">
   <w:endnote w:type="separator" w:id="-1">
     <w:p>
       <w:r>
@@ -348,39 +362,30 @@
 </file>
 
 <file path=word/footer1.xml><?xml version="1.0" encoding="utf-8"?>
-<w:ftr xmlns:wpc="http://schemas.microsoft.com/office/word/2010/wordprocessingCanvas" xmlns:cx="http://schemas.microsoft.com/office/drawing/2014/chartex" xmlns:cx1="http://schemas.microsoft.com/office/drawing/2015/9/8/chartex" xmlns:mc="http://schemas.openxmlformats.org/markup-compatibility/2006" xmlns:o="urn:schemas-microsoft-com:office:office" xmlns:r="http://schemas.openxmlformats.org/officeDocument/2006/relationships" xmlns:m="http://schemas.openxmlformats.org/officeDocument/2006/math" xmlns:v="urn:schemas-microsoft-com:vml" xmlns:wp14="http://schemas.microsoft.com/office/word/2010/wordprocessingDrawing" xmlns:wp="http://schemas.openxmlformats.org/drawingml/2006/wordprocessingDrawing" xmlns:w10="urn:schemas-microsoft-com:office:word" xmlns:w="http://schemas.openxmlformats.org/wordprocessingml/2006/main" xmlns:w14="http://schemas.microsoft.com/office/word/2010/wordml" xmlns:w15="http://schemas.microsoft.com/office/word/2012/wordml" xmlns:w16se="http://schemas.microsoft.com/office/word/2015/wordml/symex" xmlns:wpg="http://schemas.microsoft.com/office/word/2010/wordprocessingGroup" xmlns:wpi="http://schemas.microsoft.com/office/word/2010/wordprocessingInk" xmlns:wne="http://schemas.microsoft.com/office/word/2006/wordml" xmlns:wps="http://schemas.microsoft.com/office/word/2010/wordprocessingShape" mc:Ignorable="w14 w15 w16se wp14">
-  <w:p>
-    <w:pPr>
-      <w:pStyle w:val="a8"/>
-    </w:pPr>
-  </w:p>
-</w:ftr>
-</file>
-
-<file path=word/footer2.xml><?xml version="1.0" encoding="utf-8"?>
-<w:ftr xmlns:wpc="http://schemas.microsoft.com/office/word/2010/wordprocessingCanvas" xmlns:cx="http://schemas.microsoft.com/office/drawing/2014/chartex" xmlns:cx1="http://schemas.microsoft.com/office/drawing/2015/9/8/chartex" xmlns:mc="http://schemas.openxmlformats.org/markup-compatibility/2006" xmlns:o="urn:schemas-microsoft-com:office:office" xmlns:r="http://schemas.openxmlformats.org/officeDocument/2006/relationships" xmlns:m="http://schemas.openxmlformats.org/officeDocument/2006/math" xmlns:v="urn:schemas-microsoft-com:vml" xmlns:wp14="http://schemas.microsoft.com/office/word/2010/wordprocessingDrawing" xmlns:wp="http://schemas.openxmlformats.org/drawingml/2006/wordprocessingDrawing" xmlns:w10="urn:schemas-microsoft-com:office:word" xmlns:w="http://schemas.openxmlformats.org/wordprocessingml/2006/main" xmlns:w14="http://schemas.microsoft.com/office/word/2010/wordml" xmlns:w15="http://schemas.microsoft.com/office/word/2012/wordml" xmlns:w16se="http://schemas.microsoft.com/office/word/2015/wordml/symex" xmlns:wpg="http://schemas.microsoft.com/office/word/2010/wordprocessingGroup" xmlns:wpi="http://schemas.microsoft.com/office/word/2010/wordprocessingInk" xmlns:wne="http://schemas.microsoft.com/office/word/2006/wordml" xmlns:wps="http://schemas.microsoft.com/office/word/2010/wordprocessingShape" mc:Ignorable="w14 w15 w16se wp14">
+<w:ftr xmlns:wpc="http://schemas.microsoft.com/office/word/2010/wordprocessingCanvas" xmlns:cx="http://schemas.microsoft.com/office/drawing/2014/chartex" xmlns:cx1="http://schemas.microsoft.com/office/drawing/2015/9/8/chartex" xmlns:cx2="http://schemas.microsoft.com/office/drawing/2015/10/21/chartex" xmlns:cx3="http://schemas.microsoft.com/office/drawing/2016/5/9/chartex" xmlns:cx4="http://schemas.microsoft.com/office/drawing/2016/5/10/chartex" xmlns:cx5="http://schemas.microsoft.com/office/drawing/2016/5/11/chartex" xmlns:cx6="http://schemas.microsoft.com/office/drawing/2016/5/12/chartex" xmlns:cx7="http://schemas.microsoft.com/office/drawing/2016/5/13/chartex" xmlns:cx8="http://schemas.microsoft.com/office/drawing/2016/5/14/chartex" xmlns:mc="http://schemas.openxmlformats.org/markup-compatibility/2006" xmlns:aink="http://schemas.microsoft.com/office/drawing/2016/ink" xmlns:am3d="http://schemas.microsoft.com/office/drawing/2017/model3d" xmlns:o="urn:schemas-microsoft-com:office:office" xmlns:oel="http://schemas.microsoft.com/office/2019/extlst" xmlns:r="http://schemas.openxmlformats.org/officeDocument/2006/relationships" xmlns:m="http://schemas.openxmlformats.org/officeDocument/2006/math" xmlns:v="urn:schemas-microsoft-com:vml" xmlns:wp14="http://schemas.microsoft.com/office/word/2010/wordprocessingDrawing" xmlns:wp="http://schemas.openxmlformats.org/drawingml/2006/wordprocessingDrawing" xmlns:w10="urn:schemas-microsoft-com:office:word" xmlns:w="http://schemas.openxmlformats.org/wordprocessingml/2006/main" xmlns:w14="http://schemas.microsoft.com/office/word/2010/wordml" xmlns:w15="http://schemas.microsoft.com/office/word/2012/wordml" xmlns:w16cex="http://schemas.microsoft.com/office/word/2018/wordml/cex" xmlns:w16cid="http://schemas.microsoft.com/office/word/2016/wordml/cid" xmlns:w16="http://schemas.microsoft.com/office/word/2018/wordml" xmlns:w16du="http://schemas.microsoft.com/office/word/2023/wordml/word16du" xmlns:w16sdtdh="http://schemas.microsoft.com/office/word/2020/wordml/sdtdatahash" xmlns:w16sdtfl="http://schemas.microsoft.com/office/word/2024/wordml/sdtformatlock" xmlns:w16se="http://schemas.microsoft.com/office/word/2015/wordml/symex" xmlns:wpg="http://schemas.microsoft.com/office/word/2010/wordprocessingGroup" xmlns:wpi="http://schemas.microsoft.com/office/word/2010/wordprocessingInk" xmlns:wne="http://schemas.microsoft.com/office/word/2006/wordml" xmlns:wps="http://schemas.microsoft.com/office/word/2010/wordprocessingShape" mc:Ignorable="w14 w15 w16se w16cid w16 w16cex w16sdtdh w16sdtfl w16du wp14">
   <w:p>
     <w:pPr>
       <w:pStyle w:val="a8"/>
       <w:ind w:right="1800"/>
       <w:rPr>
-        <w:rFonts w:eastAsia="標楷體"/>
-        <w:color w:val="999999"/>
-      </w:rPr>
-    </w:pPr>
-    <w:r>
-      <w:t>Version</w:t>
-    </w:r>
-    <w:r>
-      <w:rPr>
         <w:rFonts w:hint="eastAsia"/>
         <w:lang w:eastAsia="zh-TW"/>
       </w:rPr>
-      <w:t xml:space="preserve"> </w:t>
-    </w:r>
-    <w:r>
-      <w:t>/</w:t>
-    </w:r>
+    </w:pPr>
+    <w:r>
+      <w:t>版本：</w:t>
+    </w:r>
+    <w:r>
+      <w:t>v1.0</w:t>
+    </w:r>
+    <w:r>
+      <w:t xml:space="preserve">　</w:t>
+    </w:r>
+    <w:proofErr w:type="spellStart"/>
+    <w:r>
+      <w:t>日期</w:t>
+    </w:r>
+    <w:proofErr w:type="spellEnd"/>
     <w:r>
       <w:rPr>
         <w:rFonts w:hint="eastAsia"/>
@@ -389,14 +394,34 @@
       <w:t xml:space="preserve"> </w:t>
     </w:r>
     <w:r>
-      <w:t>Date</w:t>
+      <w:t>/</w:t>
     </w:r>
     <w:r>
       <w:rPr>
         <w:rFonts w:hint="eastAsia"/>
         <w:lang w:eastAsia="zh-TW"/>
       </w:rPr>
+      <w:t xml:space="preserve"> </w:t>
+    </w:r>
+    <w:r>
+      <w:t>Date</w:t>
+    </w:r>
+    <w:r>
+      <w:rPr>
+        <w:rFonts w:hint="eastAsia"/>
+        <w:lang w:eastAsia="zh-TW"/>
+      </w:rPr>
       <w:t>：</w:t>
+    </w:r>
+    <w:r>
+      <w:t>2026-06-</w:t>
+    </w:r>
+    <w:r>
+      <w:rPr>
+        <w:rFonts w:hint="eastAsia"/>
+        <w:lang w:eastAsia="zh-TW"/>
+      </w:rPr>
+      <w:t>15</w:t>
     </w:r>
   </w:p>
   <w:p>
@@ -485,24 +510,12 @@
       </w:rPr>
       <w:t>15</w:t>
     </w:r>
-    <w:bookmarkStart w:id="0" w:name="_GoBack"/>
-    <w:bookmarkEnd w:id="0"/>
-  </w:p>
-</w:ftr>
-</file>
-
-<file path=word/footer3.xml><?xml version="1.0" encoding="utf-8"?>
-<w:ftr xmlns:wpc="http://schemas.microsoft.com/office/word/2010/wordprocessingCanvas" xmlns:cx="http://schemas.microsoft.com/office/drawing/2014/chartex" xmlns:cx1="http://schemas.microsoft.com/office/drawing/2015/9/8/chartex" xmlns:mc="http://schemas.openxmlformats.org/markup-compatibility/2006" xmlns:o="urn:schemas-microsoft-com:office:office" xmlns:r="http://schemas.openxmlformats.org/officeDocument/2006/relationships" xmlns:m="http://schemas.openxmlformats.org/officeDocument/2006/math" xmlns:v="urn:schemas-microsoft-com:vml" xmlns:wp14="http://schemas.microsoft.com/office/word/2010/wordprocessingDrawing" xmlns:wp="http://schemas.openxmlformats.org/drawingml/2006/wordprocessingDrawing" xmlns:w10="urn:schemas-microsoft-com:office:word" xmlns:w="http://schemas.openxmlformats.org/wordprocessingml/2006/main" xmlns:w14="http://schemas.microsoft.com/office/word/2010/wordml" xmlns:w15="http://schemas.microsoft.com/office/word/2012/wordml" xmlns:w16se="http://schemas.microsoft.com/office/word/2015/wordml/symex" xmlns:wpg="http://schemas.microsoft.com/office/word/2010/wordprocessingGroup" xmlns:wpi="http://schemas.microsoft.com/office/word/2010/wordprocessingInk" xmlns:wne="http://schemas.microsoft.com/office/word/2006/wordml" xmlns:wps="http://schemas.microsoft.com/office/word/2010/wordprocessingShape" mc:Ignorable="w14 w15 w16se wp14">
-  <w:p>
-    <w:pPr>
-      <w:pStyle w:val="a8"/>
-    </w:pPr>
   </w:p>
 </w:ftr>
 </file>
 
 <file path=word/footnotes.xml><?xml version="1.0" encoding="utf-8"?>
-<w:footnotes xmlns:wpc="http://schemas.microsoft.com/office/word/2010/wordprocessingCanvas" xmlns:cx="http://schemas.microsoft.com/office/drawing/2014/chartex" xmlns:cx1="http://schemas.microsoft.com/office/drawing/2015/9/8/chartex" xmlns:mc="http://schemas.openxmlformats.org/markup-compatibility/2006" xmlns:o="urn:schemas-microsoft-com:office:office" xmlns:r="http://schemas.openxmlformats.org/officeDocument/2006/relationships" xmlns:m="http://schemas.openxmlformats.org/officeDocument/2006/math" xmlns:v="urn:schemas-microsoft-com:vml" xmlns:wp14="http://schemas.microsoft.com/office/word/2010/wordprocessingDrawing" xmlns:wp="http://schemas.openxmlformats.org/drawingml/2006/wordprocessingDrawing" xmlns:w10="urn:schemas-microsoft-com:office:word" xmlns:w="http://schemas.openxmlformats.org/wordprocessingml/2006/main" xmlns:w14="http://schemas.microsoft.com/office/word/2010/wordml" xmlns:w15="http://schemas.microsoft.com/office/word/2012/wordml" xmlns:w16se="http://schemas.microsoft.com/office/word/2015/wordml/symex" xmlns:wpg="http://schemas.microsoft.com/office/word/2010/wordprocessingGroup" xmlns:wpi="http://schemas.microsoft.com/office/word/2010/wordprocessingInk" xmlns:wne="http://schemas.microsoft.com/office/word/2006/wordml" xmlns:wps="http://schemas.microsoft.com/office/word/2010/wordprocessingShape" mc:Ignorable="w14 w15 w16se wp14">
+<w:footnotes xmlns:wpc="http://schemas.microsoft.com/office/word/2010/wordprocessingCanvas" xmlns:cx="http://schemas.microsoft.com/office/drawing/2014/chartex" xmlns:cx1="http://schemas.microsoft.com/office/drawing/2015/9/8/chartex" xmlns:cx2="http://schemas.microsoft.com/office/drawing/2015/10/21/chartex" xmlns:cx3="http://schemas.microsoft.com/office/drawing/2016/5/9/chartex" xmlns:cx4="http://schemas.microsoft.com/office/drawing/2016/5/10/chartex" xmlns:cx5="http://schemas.microsoft.com/office/drawing/2016/5/11/chartex" xmlns:cx6="http://schemas.microsoft.com/office/drawing/2016/5/12/chartex" xmlns:cx7="http://schemas.microsoft.com/office/drawing/2016/5/13/chartex" xmlns:cx8="http://schemas.microsoft.com/office/drawing/2016/5/14/chartex" xmlns:mc="http://schemas.openxmlformats.org/markup-compatibility/2006" xmlns:aink="http://schemas.microsoft.com/office/drawing/2016/ink" xmlns:am3d="http://schemas.microsoft.com/office/drawing/2017/model3d" xmlns:o="urn:schemas-microsoft-com:office:office" xmlns:oel="http://schemas.microsoft.com/office/2019/extlst" xmlns:r="http://schemas.openxmlformats.org/officeDocument/2006/relationships" xmlns:m="http://schemas.openxmlformats.org/officeDocument/2006/math" xmlns:v="urn:schemas-microsoft-com:vml" xmlns:wp14="http://schemas.microsoft.com/office/word/2010/wordprocessingDrawing" xmlns:wp="http://schemas.openxmlformats.org/drawingml/2006/wordprocessingDrawing" xmlns:w10="urn:schemas-microsoft-com:office:word" xmlns:w="http://schemas.openxmlformats.org/wordprocessingml/2006/main" xmlns:w14="http://schemas.microsoft.com/office/word/2010/wordml" xmlns:w15="http://schemas.microsoft.com/office/word/2012/wordml" xmlns:w16cex="http://schemas.microsoft.com/office/word/2018/wordml/cex" xmlns:w16cid="http://schemas.microsoft.com/office/word/2016/wordml/cid" xmlns:w16="http://schemas.microsoft.com/office/word/2018/wordml" xmlns:w16du="http://schemas.microsoft.com/office/word/2023/wordml/word16du" xmlns:w16sdtdh="http://schemas.microsoft.com/office/word/2020/wordml/sdtdatahash" xmlns:w16sdtfl="http://schemas.microsoft.com/office/word/2024/wordml/sdtformatlock" xmlns:w16se="http://schemas.microsoft.com/office/word/2015/wordml/symex" xmlns:wpg="http://schemas.microsoft.com/office/word/2010/wordprocessingGroup" xmlns:wpi="http://schemas.microsoft.com/office/word/2010/wordprocessingInk" xmlns:wne="http://schemas.microsoft.com/office/word/2006/wordml" xmlns:wps="http://schemas.microsoft.com/office/word/2010/wordprocessingShape" mc:Ignorable="w14 w15 w16se w16cid w16 w16cex w16sdtdh w16sdtfl w16du wp14">
   <w:footnote w:type="separator" w:id="-1">
     <w:p>
       <w:r>
@@ -520,38 +533,8 @@
 </w:footnotes>
 </file>
 
-<file path=word/header1.xml><?xml version="1.0" encoding="utf-8"?>
-<w:hdr xmlns:wpc="http://schemas.microsoft.com/office/word/2010/wordprocessingCanvas" xmlns:cx="http://schemas.microsoft.com/office/drawing/2014/chartex" xmlns:cx1="http://schemas.microsoft.com/office/drawing/2015/9/8/chartex" xmlns:mc="http://schemas.openxmlformats.org/markup-compatibility/2006" xmlns:o="urn:schemas-microsoft-com:office:office" xmlns:r="http://schemas.openxmlformats.org/officeDocument/2006/relationships" xmlns:m="http://schemas.openxmlformats.org/officeDocument/2006/math" xmlns:v="urn:schemas-microsoft-com:vml" xmlns:wp14="http://schemas.microsoft.com/office/word/2010/wordprocessingDrawing" xmlns:wp="http://schemas.openxmlformats.org/drawingml/2006/wordprocessingDrawing" xmlns:w10="urn:schemas-microsoft-com:office:word" xmlns:w="http://schemas.openxmlformats.org/wordprocessingml/2006/main" xmlns:w14="http://schemas.microsoft.com/office/word/2010/wordml" xmlns:w15="http://schemas.microsoft.com/office/word/2012/wordml" xmlns:w16se="http://schemas.microsoft.com/office/word/2015/wordml/symex" xmlns:wpg="http://schemas.microsoft.com/office/word/2010/wordprocessingGroup" xmlns:wpi="http://schemas.microsoft.com/office/word/2010/wordprocessingInk" xmlns:wne="http://schemas.microsoft.com/office/word/2006/wordml" xmlns:wps="http://schemas.microsoft.com/office/word/2010/wordprocessingShape" mc:Ignorable="w14 w15 w16se wp14">
-  <w:p>
-    <w:pPr>
-      <w:pStyle w:val="a4"/>
-    </w:pPr>
-  </w:p>
-</w:hdr>
-</file>
-
-<file path=word/header2.xml><?xml version="1.0" encoding="utf-8"?>
-<w:hdr xmlns:wpc="http://schemas.microsoft.com/office/word/2010/wordprocessingCanvas" xmlns:cx="http://schemas.microsoft.com/office/drawing/2014/chartex" xmlns:cx1="http://schemas.microsoft.com/office/drawing/2015/9/8/chartex" xmlns:mc="http://schemas.openxmlformats.org/markup-compatibility/2006" xmlns:o="urn:schemas-microsoft-com:office:office" xmlns:r="http://schemas.openxmlformats.org/officeDocument/2006/relationships" xmlns:m="http://schemas.openxmlformats.org/officeDocument/2006/math" xmlns:v="urn:schemas-microsoft-com:vml" xmlns:wp14="http://schemas.microsoft.com/office/word/2010/wordprocessingDrawing" xmlns:wp="http://schemas.openxmlformats.org/drawingml/2006/wordprocessingDrawing" xmlns:w10="urn:schemas-microsoft-com:office:word" xmlns:w="http://schemas.openxmlformats.org/wordprocessingml/2006/main" xmlns:w14="http://schemas.microsoft.com/office/word/2010/wordml" xmlns:w15="http://schemas.microsoft.com/office/word/2012/wordml" xmlns:w16se="http://schemas.microsoft.com/office/word/2015/wordml/symex" xmlns:wpg="http://schemas.microsoft.com/office/word/2010/wordprocessingGroup" xmlns:wpi="http://schemas.microsoft.com/office/word/2010/wordprocessingInk" xmlns:wne="http://schemas.microsoft.com/office/word/2006/wordml" xmlns:wps="http://schemas.microsoft.com/office/word/2010/wordprocessingShape" mc:Ignorable="w14 w15 w16se wp14">
-  <w:p>
-    <w:pPr>
-      <w:pStyle w:val="a4"/>
-    </w:pPr>
-  </w:p>
-</w:hdr>
-</file>
-
-<file path=word/header3.xml><?xml version="1.0" encoding="utf-8"?>
-<w:hdr xmlns:wpc="http://schemas.microsoft.com/office/word/2010/wordprocessingCanvas" xmlns:cx="http://schemas.microsoft.com/office/drawing/2014/chartex" xmlns:cx1="http://schemas.microsoft.com/office/drawing/2015/9/8/chartex" xmlns:mc="http://schemas.openxmlformats.org/markup-compatibility/2006" xmlns:o="urn:schemas-microsoft-com:office:office" xmlns:r="http://schemas.openxmlformats.org/officeDocument/2006/relationships" xmlns:m="http://schemas.openxmlformats.org/officeDocument/2006/math" xmlns:v="urn:schemas-microsoft-com:vml" xmlns:wp14="http://schemas.microsoft.com/office/word/2010/wordprocessingDrawing" xmlns:wp="http://schemas.openxmlformats.org/drawingml/2006/wordprocessingDrawing" xmlns:w10="urn:schemas-microsoft-com:office:word" xmlns:w="http://schemas.openxmlformats.org/wordprocessingml/2006/main" xmlns:w14="http://schemas.microsoft.com/office/word/2010/wordml" xmlns:w15="http://schemas.microsoft.com/office/word/2012/wordml" xmlns:w16se="http://schemas.microsoft.com/office/word/2015/wordml/symex" xmlns:wpg="http://schemas.microsoft.com/office/word/2010/wordprocessingGroup" xmlns:wpi="http://schemas.microsoft.com/office/word/2010/wordprocessingInk" xmlns:wne="http://schemas.microsoft.com/office/word/2006/wordml" xmlns:wps="http://schemas.microsoft.com/office/word/2010/wordprocessingShape" mc:Ignorable="w14 w15 w16se wp14">
-  <w:p>
-    <w:pPr>
-      <w:pStyle w:val="a4"/>
-    </w:pPr>
-  </w:p>
-</w:hdr>
-</file>
-
 <file path=word/styles.xml><?xml version="1.0" encoding="utf-8"?>
-<w:styles xmlns:mc="http://schemas.openxmlformats.org/markup-compatibility/2006" xmlns:r="http://schemas.openxmlformats.org/officeDocument/2006/relationships" xmlns:w="http://schemas.openxmlformats.org/wordprocessingml/2006/main" xmlns:w14="http://schemas.microsoft.com/office/word/2010/wordml" xmlns:w15="http://schemas.microsoft.com/office/word/2012/wordml" xmlns:w16se="http://schemas.microsoft.com/office/word/2015/wordml/symex" mc:Ignorable="w14 w15 w16se">
+<w:styles xmlns:mc="http://schemas.openxmlformats.org/markup-compatibility/2006" xmlns:r="http://schemas.openxmlformats.org/officeDocument/2006/relationships" xmlns:w="http://schemas.openxmlformats.org/wordprocessingml/2006/main" xmlns:w14="http://schemas.microsoft.com/office/word/2010/wordml" xmlns:w15="http://schemas.microsoft.com/office/word/2012/wordml" xmlns:w16cex="http://schemas.microsoft.com/office/word/2018/wordml/cex" xmlns:w16cid="http://schemas.microsoft.com/office/word/2016/wordml/cid" xmlns:w16="http://schemas.microsoft.com/office/word/2018/wordml" xmlns:w16du="http://schemas.microsoft.com/office/word/2023/wordml/word16du" xmlns:w16sdtdh="http://schemas.microsoft.com/office/word/2020/wordml/sdtdatahash" xmlns:w16sdtfl="http://schemas.microsoft.com/office/word/2024/wordml/sdtformatlock" xmlns:w16se="http://schemas.microsoft.com/office/word/2015/wordml/symex" mc:Ignorable="w14 w15 w16se w16cid w16 w16cex w16sdtdh w16sdtfl w16du">
   <w:docDefaults>
     <w:rPrDefault>
       <w:rPr>
@@ -561,7 +544,7 @@
     </w:rPrDefault>
     <w:pPrDefault/>
   </w:docDefaults>
-  <w:latentStyles w:defLockedState="0" w:defUIPriority="99" w:defSemiHidden="0" w:defUnhideWhenUsed="0" w:defQFormat="0" w:count="371">
+  <w:latentStyles w:defLockedState="0" w:defUIPriority="99" w:defSemiHidden="0" w:defUnhideWhenUsed="0" w:defQFormat="0" w:count="376">
     <w:lsdException w:name="Normal" w:uiPriority="0" w:qFormat="1"/>
     <w:lsdException w:name="heading 1" w:uiPriority="9" w:qFormat="1"/>
     <w:lsdException w:name="heading 2" w:semiHidden="1" w:uiPriority="9" w:unhideWhenUsed="1" w:qFormat="1"/>
@@ -933,6 +916,11 @@
     <w:lsdException w:name="List Table 5 Dark Accent 6" w:uiPriority="50"/>
     <w:lsdException w:name="List Table 6 Colorful Accent 6" w:uiPriority="51"/>
     <w:lsdException w:name="List Table 7 Colorful Accent 6" w:uiPriority="52"/>
+    <w:lsdException w:name="Mention" w:semiHidden="1" w:unhideWhenUsed="1"/>
+    <w:lsdException w:name="Smart Hyperlink" w:semiHidden="1" w:unhideWhenUsed="1"/>
+    <w:lsdException w:name="Hashtag" w:semiHidden="1" w:unhideWhenUsed="1"/>
+    <w:lsdException w:name="Unresolved Mention" w:semiHidden="1" w:unhideWhenUsed="1"/>
+    <w:lsdException w:name="Smart Link" w:semiHidden="1" w:unhideWhenUsed="1"/>
   </w:latentStyles>
   <w:style w:type="paragraph" w:default="1" w:styleId="a">
     <w:name w:val="Normal"/>
